--- a/dist/docx/scp.docx
+++ b/dist/docx/scp.docx
@@ -238,29 +238,6 @@
               </w:numPr>
             </w:pPr>
             <w:r>
-              <w:t>UG2025</w:t>
-            </w:r>
-            <w:r>
-              <w:t xml:space="preserve"> </w:t>
-            </w:r>
-            <w:r>
-              <w:t>RK</w:t>
-            </w:r>
-            <w:r>
-              <w:t xml:space="preserve"> </w:t>
-            </w:r>
-            <w:r>
-              <w:t>Description requires revision (same for all documents)</w:t>
-            </w:r>
-          </w:p>
-          <w:p>
-            <w:pPr>
-              <w:numPr>
-                <w:ilvl w:val="1"/>
-                <w:numId w:val="200"/>
-              </w:numPr>
-            </w:pPr>
-            <w:r>
               <w:t>Provides binding procedures for participants during the co-existence phase of the migration from sending and receiving MT messages to MX messages.</w:t>
             </w:r>
           </w:p>
@@ -1460,7 +1437,7 @@
               </w:numPr>
             </w:pPr>
             <w:r>
-              <w:t>enough information to enable the debtor to identify the creditor's account number or, for a credit card or scheme debit card, the creditor's primary account number (see clause 1.11 of these SCP Procedures for guidance):</w:t>
+              <w:t>enough information to enable the debtor to identify the creditor's account number (see clause 1.11 of these SCP Procedures for guidance):</w:t>
             </w:r>
           </w:p>
           <w:p>
@@ -1679,7 +1656,7 @@
               </w:numPr>
             </w:pPr>
             <w:r>
-              <w:t>a statement containing words with the following effect: 'We have sent the following same-day cleared payment to your financial institution to credit the account specified. Although we cannot reverse the payment, the payment will be cleared funds only when your financial institution credits the payee's account with the amount of the payment.':</w:t>
+              <w:t>a statement containing words with the following effect: 'We have sent the following same-day cleared payment to your financial institution to credit the account specified. Although we cannot reverse the payment, the payment will be cleared funds only when your financial institution credits the payee's account with the amount of the payment.:</w:t>
             </w:r>
           </w:p>
           <w:p>
@@ -1712,7 +1689,7 @@
               </w:numPr>
             </w:pPr>
             <w:r>
-              <w:t>enough information to enable the creditor to identify the creditor's account number, or, for a credit card or scheme debit card, the creditor's primary account number (see clause 1.11 of these SCP Procedures for guidance):</w:t>
+              <w:t>enough information to enable the creditor to identify the creditor's account number (see clause 1.11 of these SCP Procedures for guidance):</w:t>
             </w:r>
           </w:p>
           <w:p>
@@ -1964,7 +1941,7 @@
               </w:numPr>
             </w:pPr>
             <w:r>
-              <w:t>enough information to enable the debtor to identify the creditor's account number or, for a credit card or scheme debit card, the creditor's primary account number (see clause 1.11 of these SCP Procedures for guidance):</w:t>
+              <w:t>enough information to enable the debtor to identify the creditor's account number (see clause 1.11 of these SCP Procedures for guidance):</w:t>
             </w:r>
           </w:p>
           <w:p>
@@ -2216,7 +2193,7 @@
               </w:numPr>
             </w:pPr>
             <w:r>
-              <w:t>enough information to enable the creditor to identify the creditor's account number, or, for a credit card or scheme debit card, the creditor's primary account number (see clause 1.11 of these SCP Procedures for guidance):</w:t>
+              <w:t>enough information to enable the creditor to identify the creditor's account number (see clause 1.11 of these SCP Procedures for guidance):</w:t>
             </w:r>
           </w:p>
           <w:p>
@@ -2347,18 +2324,7 @@
               </w:numPr>
             </w:pPr>
             <w:r>
-              <w:t>The participant should:</w:t>
-            </w:r>
-          </w:p>
-          <w:p>
-            <w:pPr>
-              <w:numPr>
-                <w:ilvl w:val="2"/>
-                <w:numId w:val="100"/>
-              </w:numPr>
-            </w:pPr>
-            <w:r>
-              <w:t>if the account is identified by an account number formatted in accordance with the applicable message standards, the components of the account number should be masked in accordance with the following table:</w:t>
+              <w:t>The participant should ensure that if the account is identified by an account number formatted in accordance with the applicable message standards, the components of the account number should be masked in accordance with the following table:</w:t>
             </w:r>
           </w:p>
           <w:tbl>
@@ -2466,17 +2432,6 @@
             </w:tr>
           </w:tbl>
           <w:p/>
-          <w:p>
-            <w:pPr>
-              <w:numPr>
-                <w:ilvl w:val="2"/>
-                <w:numId w:val="100"/>
-              </w:numPr>
-            </w:pPr>
-            <w:r>
-              <w:t>if the account is identified by the creditor's primary account number (PAN) linked to a credit card or scheme debit card, the digits of the PAN are required to comply with PCI DSS standards for masking the PAN.</w:t>
-            </w:r>
-          </w:p>
         </w:tc>
       </w:tr>
     </w:tbl>
@@ -3341,7 +3296,7 @@
               </w:numPr>
             </w:pPr>
             <w:r>
-              <w:t>enough information to enable the creditor to identify the creditor's account number, or, for a credit card or scheme debit card, the creditor's primary account number (see clause 1.11 of these SCP Procedures for guidance):</w:t>
+              <w:t>enough information to enable the creditor to identify the creditor's account number (see clause 1.11 of these SCP Procedures for guidance):</w:t>
             </w:r>
           </w:p>
           <w:p>
@@ -3575,7 +3530,7 @@
               </w:numPr>
             </w:pPr>
             <w:r>
-              <w:t>enough information to enable the debtor to identify the creditor's account number, or, for a credit card or scheme debit card, the creditor's primary account number:</w:t>
+              <w:t>enough information to enable the debtor to identify the creditor's account number:</w:t>
             </w:r>
           </w:p>
           <w:p>
@@ -3680,7 +3635,7 @@
           </w:p>
           <w:p>
             <w:r>
-              <w:t>the same day cleared payment service is unavailable for any reason, including due to operational or technical difficulties.</w:t>
+              <w:t>that contains all the information that the Bank requires to process the payment.</w:t>
             </w:r>
           </w:p>
           <w:p>
